--- a/docs/Черемисова Лаб1.docx
+++ b/docs/Черемисова Лаб1.docx
@@ -486,28 +486,309 @@
           <w:color w:val="000000"/>
           <w:sz w:val="28"/>
         </w:rPr>
-        <w:t>Цель работы — создать REST API с JWT-аутентификацией, доступом к собственным записям, защитой от SQL-инъекций и XSS и автоматическими проверками кода и зависимостей.</w:t>
-      </w:r>
-    </w:p>
-    <w:p>
-      <w:r>
-        <w:rPr>
-          <w:rFonts w:ascii="Times New Roman" w:eastAsia="Times New Roman" w:hAnsi="Times New Roman"/>
-          <w:color w:val="000000"/>
-          <w:sz w:val="28"/>
-        </w:rPr>
-        <w:t>Проект написан на Java 17 и Spring Boot 4.1.1. Maven Wrapper 3.9.9 выполняет сборку по pom.xml. Код находится в src/main/java, интеграционные тесты — в src/test/java, CI — в .github/workflows/ci.yml. Пакеты auth, user, post, config и common разделяют задачи приложения.</w:t>
-      </w:r>
-    </w:p>
-    <w:p>
-      <w:r>
-        <w:rPr>
-          <w:rFonts w:ascii="Times New Roman" w:eastAsia="Times New Roman" w:hAnsi="Times New Roman"/>
-          <w:color w:val="000000"/>
-          <w:sz w:val="28"/>
-        </w:rPr>
-        <w:t>Данные хранятся через Spring Data JPA во встроенной H2 в памяти. После остановки приложения таблицы удаляются, поэтому регистрацию нужно повторить. Локальный Git-репозиторий создан; origin и публичный репозиторий пока не настроены.</w:t>
-      </w:r>
+        <w:t xml:space="preserve">Цель работы </w:t>
+      </w:r>
+      <w:r>
+        <w:rPr>
+          <w:rFonts w:ascii="Times New Roman" w:eastAsia="Times New Roman" w:hAnsi="Times New Roman"/>
+          <w:color w:val="000000"/>
+          <w:sz w:val="28"/>
+        </w:rPr>
+        <w:t>-</w:t>
+      </w:r>
+      <w:r>
+        <w:rPr>
+          <w:rFonts w:ascii="Times New Roman" w:eastAsia="Times New Roman" w:hAnsi="Times New Roman"/>
+          <w:color w:val="000000"/>
+          <w:sz w:val="28"/>
+        </w:rPr>
+        <w:t xml:space="preserve"> создать REST API с JWT-аутентификацией, доступом к собственным записям, защитой от SQL-инъекций и XSS и автоматическими проверками кода и зависимостей.</w:t>
+      </w:r>
+    </w:p>
+    <w:p>
+      <w:r>
+        <w:rPr>
+          <w:rFonts w:ascii="Times New Roman" w:eastAsia="Times New Roman" w:hAnsi="Times New Roman"/>
+          <w:color w:val="000000"/>
+          <w:sz w:val="28"/>
+        </w:rPr>
+        <w:t xml:space="preserve">Проект написан на Java 17 и Spring Boot 4.1.1. Maven Wrapper 3.9.9 выполняет сборку по pom.xml. Код находится в </w:t>
+      </w:r>
+      <w:proofErr w:type="spellStart"/>
+      <w:r>
+        <w:rPr>
+          <w:rFonts w:ascii="Times New Roman" w:eastAsia="Times New Roman" w:hAnsi="Times New Roman"/>
+          <w:color w:val="000000"/>
+          <w:sz w:val="28"/>
+        </w:rPr>
+        <w:t>src</w:t>
+      </w:r>
+      <w:proofErr w:type="spellEnd"/>
+      <w:r>
+        <w:rPr>
+          <w:rFonts w:ascii="Times New Roman" w:eastAsia="Times New Roman" w:hAnsi="Times New Roman"/>
+          <w:color w:val="000000"/>
+          <w:sz w:val="28"/>
+        </w:rPr>
+        <w:t>/</w:t>
+      </w:r>
+      <w:proofErr w:type="spellStart"/>
+      <w:r>
+        <w:rPr>
+          <w:rFonts w:ascii="Times New Roman" w:eastAsia="Times New Roman" w:hAnsi="Times New Roman"/>
+          <w:color w:val="000000"/>
+          <w:sz w:val="28"/>
+        </w:rPr>
+        <w:t>main</w:t>
+      </w:r>
+      <w:proofErr w:type="spellEnd"/>
+      <w:r>
+        <w:rPr>
+          <w:rFonts w:ascii="Times New Roman" w:eastAsia="Times New Roman" w:hAnsi="Times New Roman"/>
+          <w:color w:val="000000"/>
+          <w:sz w:val="28"/>
+        </w:rPr>
+        <w:t>/</w:t>
+      </w:r>
+      <w:proofErr w:type="spellStart"/>
+      <w:r>
+        <w:rPr>
+          <w:rFonts w:ascii="Times New Roman" w:eastAsia="Times New Roman" w:hAnsi="Times New Roman"/>
+          <w:color w:val="000000"/>
+          <w:sz w:val="28"/>
+        </w:rPr>
+        <w:t>java</w:t>
+      </w:r>
+      <w:proofErr w:type="spellEnd"/>
+      <w:r>
+        <w:rPr>
+          <w:rFonts w:ascii="Times New Roman" w:eastAsia="Times New Roman" w:hAnsi="Times New Roman"/>
+          <w:color w:val="000000"/>
+          <w:sz w:val="28"/>
+        </w:rPr>
+        <w:t xml:space="preserve">, интеграционные тесты </w:t>
+      </w:r>
+      <w:r>
+        <w:rPr>
+          <w:rFonts w:ascii="Times New Roman" w:eastAsia="Times New Roman" w:hAnsi="Times New Roman"/>
+          <w:color w:val="000000"/>
+          <w:sz w:val="28"/>
+        </w:rPr>
+        <w:t>-</w:t>
+      </w:r>
+      <w:r>
+        <w:rPr>
+          <w:rFonts w:ascii="Times New Roman" w:eastAsia="Times New Roman" w:hAnsi="Times New Roman"/>
+          <w:color w:val="000000"/>
+          <w:sz w:val="28"/>
+        </w:rPr>
+        <w:t xml:space="preserve"> в </w:t>
+      </w:r>
+      <w:proofErr w:type="spellStart"/>
+      <w:r>
+        <w:rPr>
+          <w:rFonts w:ascii="Times New Roman" w:eastAsia="Times New Roman" w:hAnsi="Times New Roman"/>
+          <w:color w:val="000000"/>
+          <w:sz w:val="28"/>
+        </w:rPr>
+        <w:t>src</w:t>
+      </w:r>
+      <w:proofErr w:type="spellEnd"/>
+      <w:r>
+        <w:rPr>
+          <w:rFonts w:ascii="Times New Roman" w:eastAsia="Times New Roman" w:hAnsi="Times New Roman"/>
+          <w:color w:val="000000"/>
+          <w:sz w:val="28"/>
+        </w:rPr>
+        <w:t>/</w:t>
+      </w:r>
+      <w:proofErr w:type="spellStart"/>
+      <w:r>
+        <w:rPr>
+          <w:rFonts w:ascii="Times New Roman" w:eastAsia="Times New Roman" w:hAnsi="Times New Roman"/>
+          <w:color w:val="000000"/>
+          <w:sz w:val="28"/>
+        </w:rPr>
+        <w:t>test</w:t>
+      </w:r>
+      <w:proofErr w:type="spellEnd"/>
+      <w:r>
+        <w:rPr>
+          <w:rFonts w:ascii="Times New Roman" w:eastAsia="Times New Roman" w:hAnsi="Times New Roman"/>
+          <w:color w:val="000000"/>
+          <w:sz w:val="28"/>
+        </w:rPr>
+        <w:t>/</w:t>
+      </w:r>
+      <w:proofErr w:type="spellStart"/>
+      <w:r>
+        <w:rPr>
+          <w:rFonts w:ascii="Times New Roman" w:eastAsia="Times New Roman" w:hAnsi="Times New Roman"/>
+          <w:color w:val="000000"/>
+          <w:sz w:val="28"/>
+        </w:rPr>
+        <w:t>java</w:t>
+      </w:r>
+      <w:proofErr w:type="spellEnd"/>
+      <w:r>
+        <w:rPr>
+          <w:rFonts w:ascii="Times New Roman" w:eastAsia="Times New Roman" w:hAnsi="Times New Roman"/>
+          <w:color w:val="000000"/>
+          <w:sz w:val="28"/>
+        </w:rPr>
+        <w:t xml:space="preserve">, CI </w:t>
+      </w:r>
+      <w:r>
+        <w:rPr>
+          <w:rFonts w:ascii="Times New Roman" w:eastAsia="Times New Roman" w:hAnsi="Times New Roman"/>
+          <w:color w:val="000000"/>
+          <w:sz w:val="28"/>
+        </w:rPr>
+        <w:t>-</w:t>
+      </w:r>
+      <w:r>
+        <w:rPr>
+          <w:rFonts w:ascii="Times New Roman" w:eastAsia="Times New Roman" w:hAnsi="Times New Roman"/>
+          <w:color w:val="000000"/>
+          <w:sz w:val="28"/>
+        </w:rPr>
+        <w:t xml:space="preserve"> в .</w:t>
+      </w:r>
+      <w:proofErr w:type="spellStart"/>
+      <w:r>
+        <w:rPr>
+          <w:rFonts w:ascii="Times New Roman" w:eastAsia="Times New Roman" w:hAnsi="Times New Roman"/>
+          <w:color w:val="000000"/>
+          <w:sz w:val="28"/>
+        </w:rPr>
+        <w:t>github</w:t>
+      </w:r>
+      <w:proofErr w:type="spellEnd"/>
+      <w:r>
+        <w:rPr>
+          <w:rFonts w:ascii="Times New Roman" w:eastAsia="Times New Roman" w:hAnsi="Times New Roman"/>
+          <w:color w:val="000000"/>
+          <w:sz w:val="28"/>
+        </w:rPr>
+        <w:t>/</w:t>
+      </w:r>
+      <w:proofErr w:type="spellStart"/>
+      <w:r>
+        <w:rPr>
+          <w:rFonts w:ascii="Times New Roman" w:eastAsia="Times New Roman" w:hAnsi="Times New Roman"/>
+          <w:color w:val="000000"/>
+          <w:sz w:val="28"/>
+        </w:rPr>
+        <w:t>workflows</w:t>
+      </w:r>
+      <w:proofErr w:type="spellEnd"/>
+      <w:r>
+        <w:rPr>
+          <w:rFonts w:ascii="Times New Roman" w:eastAsia="Times New Roman" w:hAnsi="Times New Roman"/>
+          <w:color w:val="000000"/>
+          <w:sz w:val="28"/>
+        </w:rPr>
+        <w:t>/</w:t>
+      </w:r>
+      <w:proofErr w:type="spellStart"/>
+      <w:r>
+        <w:rPr>
+          <w:rFonts w:ascii="Times New Roman" w:eastAsia="Times New Roman" w:hAnsi="Times New Roman"/>
+          <w:color w:val="000000"/>
+          <w:sz w:val="28"/>
+        </w:rPr>
+        <w:t>ci.yml</w:t>
+      </w:r>
+      <w:proofErr w:type="spellEnd"/>
+      <w:r>
+        <w:rPr>
+          <w:rFonts w:ascii="Times New Roman" w:eastAsia="Times New Roman" w:hAnsi="Times New Roman"/>
+          <w:color w:val="000000"/>
+          <w:sz w:val="28"/>
+        </w:rPr>
+        <w:t>. Пакеты auth, user, post, config и common разделяют задачи приложения.</w:t>
+      </w:r>
+    </w:p>
+    <w:p>
+      <w:pPr>
+        <w:rPr>
+          <w:rFonts w:ascii="Times New Roman" w:eastAsia="Times New Roman" w:hAnsi="Times New Roman"/>
+          <w:color w:val="000000"/>
+          <w:sz w:val="28"/>
+        </w:rPr>
+      </w:pPr>
+      <w:r>
+        <w:rPr>
+          <w:rFonts w:ascii="Times New Roman" w:eastAsia="Times New Roman" w:hAnsi="Times New Roman"/>
+          <w:color w:val="000000"/>
+          <w:sz w:val="28"/>
+        </w:rPr>
+        <w:t xml:space="preserve">Данные хранятся через Spring Data JPA во встроенной H2 в памяти. После остановки приложения таблицы удаляются, поэтому регистрацию нужно повторить. </w:t>
+      </w:r>
+    </w:p>
+    <w:p>
+      <w:pPr>
+        <w:rPr>
+          <w:rFonts w:ascii="Times New Roman" w:hAnsi="Times New Roman" w:cs="Times New Roman"/>
+          <w:sz w:val="28"/>
+          <w:szCs w:val="28"/>
+        </w:rPr>
+      </w:pPr>
+      <w:r>
+        <w:rPr>
+          <w:rFonts w:ascii="Times New Roman" w:hAnsi="Times New Roman" w:cs="Times New Roman"/>
+          <w:sz w:val="28"/>
+          <w:szCs w:val="28"/>
+        </w:rPr>
+        <w:t xml:space="preserve">Для данного проекта был создан репозиторий </w:t>
+      </w:r>
+      <w:proofErr w:type="spellStart"/>
+      <w:r>
+        <w:rPr>
+          <w:rFonts w:ascii="Times New Roman" w:hAnsi="Times New Roman" w:cs="Times New Roman"/>
+          <w:sz w:val="28"/>
+          <w:szCs w:val="28"/>
+        </w:rPr>
+        <w:t>Git</w:t>
+      </w:r>
+      <w:proofErr w:type="spellEnd"/>
+      <w:r>
+        <w:rPr>
+          <w:rFonts w:ascii="Times New Roman" w:hAnsi="Times New Roman" w:cs="Times New Roman"/>
+          <w:sz w:val="28"/>
+          <w:szCs w:val="28"/>
+        </w:rPr>
+        <w:t xml:space="preserve">, который был связан с публичным репозиторием на </w:t>
+      </w:r>
+      <w:proofErr w:type="spellStart"/>
+      <w:r>
+        <w:rPr>
+          <w:rFonts w:ascii="Times New Roman" w:hAnsi="Times New Roman" w:cs="Times New Roman"/>
+          <w:sz w:val="28"/>
+          <w:szCs w:val="28"/>
+        </w:rPr>
+        <w:t>GitHub</w:t>
+      </w:r>
+      <w:proofErr w:type="spellEnd"/>
+      <w:r>
+        <w:rPr>
+          <w:rFonts w:ascii="Times New Roman" w:hAnsi="Times New Roman" w:cs="Times New Roman"/>
+          <w:sz w:val="28"/>
+          <w:szCs w:val="28"/>
+        </w:rPr>
+        <w:t xml:space="preserve">: </w:t>
+      </w:r>
+      <w:hyperlink r:id="rId6" w:history="1">
+        <w:r>
+          <w:rPr>
+            <w:rStyle w:val="a3"/>
+            <w:rFonts w:ascii="Times New Roman" w:hAnsi="Times New Roman" w:cs="Times New Roman"/>
+            <w:sz w:val="28"/>
+            <w:szCs w:val="28"/>
+          </w:rPr>
+          <w:t>https://github.com/hipeoplea/lb_lr1</w:t>
+        </w:r>
+      </w:hyperlink>
     </w:p>
     <w:p>
       <w:pPr>
@@ -1381,7 +1662,16 @@
           <w:color w:val="000000"/>
           <w:sz w:val="28"/>
         </w:rPr>
-        <w:t>В ответе есть id, экранированные title и content, createdAt. Владелец определяется только по проверенному JWT и не передаётся в запросе. GET /api/data выбирает последние 100 записей текущего пользователя по убыванию id.</w:t>
+        <w:t xml:space="preserve">В ответе есть id, экранированные title и content, createdAt. Владелец определяется только по проверенному JWT и не </w:t>
+      </w:r>
+      <w:r>
+        <w:rPr>
+          <w:rFonts w:ascii="Times New Roman" w:eastAsia="Times New Roman" w:hAnsi="Times New Roman"/>
+          <w:color w:val="000000"/>
+          <w:sz w:val="28"/>
+        </w:rPr>
+        <w:lastRenderedPageBreak/>
+        <w:t>передаётся в запросе. GET /api/data выбирает последние 100 записей текущего пользователя по убыванию id.</w:t>
       </w:r>
     </w:p>
     <w:tbl>
@@ -1415,7 +1705,6 @@
                 <w:sz w:val="28"/>
                 <w:szCs w:val="28"/>
               </w:rPr>
-              <w:lastRenderedPageBreak/>
               <w:t>{"title":"Моя запись","content":"Текст для лабораторной"}</w:t>
             </w:r>
           </w:p>
@@ -1702,7 +1991,7 @@
                     <pic:cNvPicPr/>
                   </pic:nvPicPr>
                   <pic:blipFill>
-                    <a:blip r:embed="rId6"/>
+                    <a:blip r:embed="rId7"/>
                     <a:stretch>
                       <a:fillRect/>
                     </a:stretch>
@@ -1776,7 +2065,7 @@
                     <pic:cNvPicPr/>
                   </pic:nvPicPr>
                   <pic:blipFill>
-                    <a:blip r:embed="rId7"/>
+                    <a:blip r:embed="rId8"/>
                     <a:stretch>
                       <a:fillRect/>
                     </a:stretch>
